--- a/01_The_Blue_Silence/Manuscript/THE_BLUE_SILENCE_Chapter_32_The_Father.docx
+++ b/01_The_Blue_Silence/Manuscript/THE_BLUE_SILENCE_Chapter_32_The_Father.docx
@@ -288,7 +288,7 @@
         <w:jc w:val="left"/>
       </w:pPr>
       <w:r>
-        <w:t>The real reason was that his father had spent his life as a bus driver, then depot supervisor.</w:t>
+        <w:t>The real reason was that his father had spent thirty-one years teaching school.</w:t>
       </w:r>
     </w:p>
     <w:p>
@@ -744,7 +744,7 @@
         <w:jc w:val="left"/>
       </w:pPr>
       <w:r>
-        <w:t>Old bus timetables.</w:t>
+        <w:t>Old school timetables.</w:t>
       </w:r>
     </w:p>
     <w:p>
@@ -920,7 +920,7 @@
         <w:jc w:val="left"/>
       </w:pPr>
       <w:r>
-        <w:t>A bus depot service medal.</w:t>
+        <w:t>A teacher’s long-service medal.</w:t>
       </w:r>
     </w:p>
     <w:p>
@@ -1592,7 +1592,7 @@
         <w:jc w:val="left"/>
       </w:pPr>
       <w:r>
-        <w:t>Rahman stood where he once waited for his father’s shift to end.</w:t>
+        <w:t>Rahman stood where he had once waited for the afternoon bus home from his father’s school.</w:t>
       </w:r>
     </w:p>
     <w:p>

--- a/01_The_Blue_Silence/Manuscript/THE_BLUE_SILENCE_Chapter_32_The_Father.docx
+++ b/01_The_Blue_Silence/Manuscript/THE_BLUE_SILENCE_Chapter_32_The_Father.docx
@@ -544,6 +544,38 @@
         <w:jc w:val="left"/>
       </w:pPr>
       <w:r>
+        <w:t>“You do it too.”</w:t>
+      </w:r>
+    </w:p>
+    <w:p>
+      <w:pPr>
+        <w:jc w:val="left"/>
+      </w:pPr>
+      <w:r>
+        <w:t>“I am a doctor. I am paid to be calm.”</w:t>
+      </w:r>
+    </w:p>
+    <w:p>
+      <w:pPr>
+        <w:jc w:val="left"/>
+      </w:pPr>
+      <w:r>
+        <w:t>“Is that a personality?”</w:t>
+      </w:r>
+    </w:p>
+    <w:p>
+      <w:pPr>
+        <w:jc w:val="left"/>
+      </w:pPr>
+      <w:r>
+        <w:t>“After twenty-five years it is.”</w:t>
+      </w:r>
+    </w:p>
+    <w:p>
+      <w:pPr>
+        <w:jc w:val="left"/>
+      </w:pPr>
+      <w:r>
         <w:t>The family house remained at the edge of the old town.</w:t>
       </w:r>
     </w:p>
@@ -801,6 +833,70 @@
       </w:pPr>
       <w:r>
         <w:t>A father’s ordinary bureaucracy.</w:t>
+      </w:r>
+    </w:p>
+    <w:p>
+      <w:pPr>
+        <w:jc w:val="left"/>
+      </w:pPr>
+      <w:r>
+        <w:t>In the second folder he found his own school reports.</w:t>
+      </w:r>
+    </w:p>
+    <w:p>
+      <w:pPr>
+        <w:jc w:val="left"/>
+      </w:pPr>
+      <w:r>
+        <w:t>Standard One to Form Five, in order, each stapled in the top left corner. Every one signed in the same block capitals, the way a teacher signs a thing he intends to be read.</w:t>
+      </w:r>
+    </w:p>
+    <w:p>
+      <w:pPr>
+        <w:jc w:val="left"/>
+      </w:pPr>
+      <w:r>
+        <w:t>Under Standard Six, in pencil, small, in the margin where no examiner would look, his father had written: Too serious. Let him laugh more.</w:t>
+      </w:r>
+    </w:p>
+    <w:p>
+      <w:pPr>
+        <w:jc w:val="left"/>
+      </w:pPr>
+      <w:r>
+        <w:t>Rahman held the page for longer than he meant to.</w:t>
+      </w:r>
+    </w:p>
+    <w:p>
+      <w:pPr>
+        <w:jc w:val="left"/>
+      </w:pPr>
+      <w:r>
+        <w:t>Rohani appeared in the doorway with a plate of cut mango from next door.</w:t>
+      </w:r>
+    </w:p>
+    <w:p>
+      <w:pPr>
+        <w:jc w:val="left"/>
+      </w:pPr>
+      <w:r>
+        <w:t>“He wrote that on everyone’s,” she said.</w:t>
+      </w:r>
+    </w:p>
+    <w:p>
+      <w:pPr>
+        <w:jc w:val="left"/>
+      </w:pPr>
+      <w:r>
+        <w:t>“Did he?”</w:t>
+      </w:r>
+    </w:p>
+    <w:p>
+      <w:pPr>
+        <w:jc w:val="left"/>
+      </w:pPr>
+      <w:r>
+        <w:t>“No.” She put the plate on the table. “Only yours.”</w:t>
       </w:r>
     </w:p>
     <w:p>

--- a/01_The_Blue_Silence/Manuscript/THE_BLUE_SILENCE_Chapter_32_The_Father.docx
+++ b/01_The_Blue_Silence/Manuscript/THE_BLUE_SILENCE_Chapter_32_The_Father.docx
@@ -44,7 +44,7 @@
         <w:jc w:val="left"/>
       </w:pPr>
       <w:r>
-        <w:t>That was the only reason Rahman went back to Seri Merbau.</w:t>
+        <w:t>Nothing else would have taken Rahman back to Seri Merbau.</w:t>
       </w:r>
     </w:p>
     <w:p>
